--- a/Files/05 - Devarim/02 - Vaeschanan/5785/Vaeschanan 5785.docx
+++ b/Files/05 - Devarim/02 - Vaeschanan/5785/Vaeschanan 5785.docx
@@ -177,7 +177,7 @@
         <w:rPr>
           <w:rFonts w:ascii="Times New Roman" w:hAnsi="Times New Roman" w:cs="Times New Roman"/>
         </w:rPr>
-        <w:t>d like to ask the following question, which is not well known: How many times did</w:t>
+        <w:t xml:space="preserve">d like to ask the following question, which is not well known: How many times did </w:t>
       </w:r>
       <w:r>
         <w:rPr>
@@ -211,7 +211,7 @@
         <w:rPr>
           <w:rFonts w:ascii="Times New Roman" w:hAnsi="Times New Roman" w:cs="Times New Roman"/>
         </w:rPr>
-        <w:t xml:space="preserve"> daven to go into</w:t>
+        <w:t xml:space="preserve"> daven to go into </w:t>
       </w:r>
       <w:r>
         <w:rPr>
@@ -768,7 +768,7 @@
         <w:rPr>
           <w:rFonts w:ascii="Times New Roman" w:hAnsi="Times New Roman" w:cs="Times New Roman"/>
         </w:rPr>
-        <w:t>, and perhaps people would say that he was only davening to be allowed into</w:t>
+        <w:t xml:space="preserve">, and perhaps people would say that he was only davening to be allowed into </w:t>
       </w:r>
       <w:r>
         <w:rPr>
@@ -1037,7 +1037,7 @@
         <w:rPr>
           <w:rFonts w:ascii="Times New Roman" w:hAnsi="Times New Roman" w:cs="Times New Roman"/>
         </w:rPr>
-        <w:t>hem to be allowed to enter into</w:t>
+        <w:t xml:space="preserve">hem to be allowed to enter into </w:t>
       </w:r>
       <w:r>
         <w:rPr>
@@ -4909,7 +4909,7 @@
         <w:rPr>
           <w:rFonts w:ascii="Times New Roman" w:hAnsi="Times New Roman" w:cs="Times New Roman"/>
         </w:rPr>
-        <w:t xml:space="preserve"> in</w:t>
+        <w:t xml:space="preserve"> in </w:t>
       </w:r>
       <w:r>
         <w:rPr>
@@ -5459,7 +5459,7 @@
         <w:rPr>
           <w:rFonts w:ascii="Times New Roman" w:hAnsi="Times New Roman" w:cs="Times New Roman"/>
         </w:rPr>
-        <w:t xml:space="preserve"> because he wanted to do more</w:t>
+        <w:t xml:space="preserve"> because he wanted to do more </w:t>
       </w:r>
       <w:r>
         <w:rPr>

--- a/Files/05 - Devarim/02 - Vaeschanan/5785/Vaeschanan 5785.docx
+++ b/Files/05 - Devarim/02 - Vaeschanan/5785/Vaeschanan 5785.docx
@@ -2500,7 +2500,7 @@
           <w:rFonts w:ascii="Times New Roman" w:hAnsi="Times New Roman" w:cs="Times New Roman"/>
           <w:rtl/>
         </w:rPr>
-        <w:t>"</w:t>
+        <w:t>״</w:t>
       </w:r>
       <w:r>
         <w:rPr>
@@ -2527,7 +2527,7 @@
           <w:rFonts w:ascii="Times New Roman" w:hAnsi="Times New Roman" w:cs="Times New Roman"/>
           <w:rtl/>
         </w:rPr>
-        <w:t>"</w:t>
+        <w:t>״</w:t>
       </w:r>
       <w:r>
         <w:rPr>
@@ -2669,7 +2669,7 @@
           <w:rFonts w:ascii="Times New Roman" w:hAnsi="Times New Roman" w:cs="Times New Roman"/>
           <w:rtl/>
         </w:rPr>
-        <w:t>"</w:t>
+        <w:t>״</w:t>
       </w:r>
       <w:r>
         <w:rPr>
@@ -2702,7 +2702,7 @@
           <w:rFonts w:ascii="Times New Roman" w:hAnsi="Times New Roman" w:cs="Times New Roman"/>
           <w:rtl/>
         </w:rPr>
-        <w:t>"</w:t>
+        <w:t>״</w:t>
       </w:r>
       <w:r>
         <w:rPr>
@@ -2729,7 +2729,7 @@
           <w:rFonts w:ascii="Times New Roman" w:hAnsi="Times New Roman" w:cs="Times New Roman"/>
           <w:rtl/>
         </w:rPr>
-        <w:t>"</w:t>
+        <w:t>״</w:t>
       </w:r>
       <w:r>
         <w:rPr>
@@ -2844,7 +2844,7 @@
           <w:rFonts w:ascii="Times New Roman" w:hAnsi="Times New Roman" w:cs="Times New Roman"/>
           <w:rtl/>
         </w:rPr>
-        <w:t>"</w:t>
+        <w:t>״</w:t>
       </w:r>
       <w:r>
         <w:rPr>
@@ -2907,7 +2907,7 @@
           <w:rFonts w:ascii="Times New Roman" w:hAnsi="Times New Roman" w:cs="Times New Roman"/>
           <w:rtl/>
         </w:rPr>
-        <w:t>"</w:t>
+        <w:t>״</w:t>
       </w:r>
       <w:r>
         <w:rPr>
@@ -2985,7 +2985,7 @@
           <w:rFonts w:ascii="Times New Roman" w:hAnsi="Times New Roman" w:cs="Times New Roman"/>
           <w:rtl/>
         </w:rPr>
-        <w:t>"</w:t>
+        <w:t>״</w:t>
       </w:r>
       <w:r>
         <w:rPr>
@@ -3063,7 +3063,7 @@
           <w:rFonts w:ascii="Times New Roman" w:hAnsi="Times New Roman" w:cs="Times New Roman"/>
           <w:rtl/>
         </w:rPr>
-        <w:t>"</w:t>
+        <w:t>״</w:t>
       </w:r>
       <w:r>
         <w:rPr>
@@ -3164,7 +3164,7 @@
           <w:rFonts w:ascii="Times New Roman" w:hAnsi="Times New Roman" w:cs="Times New Roman"/>
           <w:rtl/>
         </w:rPr>
-        <w:t>"</w:t>
+        <w:t>״</w:t>
       </w:r>
       <w:r>
         <w:rPr>
@@ -3197,7 +3197,7 @@
           <w:rFonts w:ascii="Times New Roman" w:hAnsi="Times New Roman" w:cs="Times New Roman"/>
           <w:rtl/>
         </w:rPr>
-        <w:t>"</w:t>
+        <w:t>״</w:t>
       </w:r>
       <w:r>
         <w:rPr>
@@ -3392,7 +3392,7 @@
           <w:rFonts w:ascii="Times New Roman" w:hAnsi="Times New Roman" w:cs="Times New Roman"/>
           <w:rtl/>
         </w:rPr>
-        <w:t>"</w:t>
+        <w:t>״</w:t>
       </w:r>
       <w:r>
         <w:rPr>
@@ -3461,7 +3461,7 @@
           <w:rFonts w:ascii="Times New Roman" w:hAnsi="Times New Roman" w:cs="Times New Roman"/>
           <w:rtl/>
         </w:rPr>
-        <w:t>"</w:t>
+        <w:t>״</w:t>
       </w:r>
       <w:r>
         <w:rPr>
@@ -3838,7 +3838,7 @@
           <w:rFonts w:ascii="Times New Roman" w:hAnsi="Times New Roman" w:cs="Times New Roman"/>
           <w:rtl/>
         </w:rPr>
-        <w:t>"</w:t>
+        <w:t>״</w:t>
       </w:r>
       <w:r>
         <w:rPr>
@@ -3865,7 +3865,7 @@
           <w:rFonts w:ascii="Times New Roman" w:hAnsi="Times New Roman" w:cs="Times New Roman"/>
           <w:rtl/>
         </w:rPr>
-        <w:t>"</w:t>
+        <w:t>״</w:t>
       </w:r>
       <w:r>
         <w:rPr>
@@ -4059,7 +4059,7 @@
           <w:rFonts w:ascii="Times New Roman" w:hAnsi="Times New Roman" w:cs="Times New Roman"/>
           <w:rtl/>
         </w:rPr>
-        <w:t>"</w:t>
+        <w:t>״</w:t>
       </w:r>
       <w:r>
         <w:rPr>
@@ -4288,7 +4288,7 @@
           <w:rFonts w:ascii="Times New Roman" w:hAnsi="Times New Roman" w:cs="Times New Roman"/>
           <w:rtl/>
         </w:rPr>
-        <w:t>"</w:t>
+        <w:t>״</w:t>
       </w:r>
       <w:r>
         <w:rPr>
@@ -4538,7 +4538,7 @@
           <w:rFonts w:ascii="Times New Roman" w:hAnsi="Times New Roman" w:cs="Times New Roman"/>
           <w:rtl/>
         </w:rPr>
-        <w:t>"</w:t>
+        <w:t>״</w:t>
       </w:r>
       <w:r>
         <w:rPr>

--- a/Files/05 - Devarim/02 - Vaeschanan/5785/Vaeschanan 5785.docx
+++ b/Files/05 - Devarim/02 - Vaeschanan/5785/Vaeschanan 5785.docx
@@ -177,7 +177,7 @@
         <w:rPr>
           <w:rFonts w:ascii="Times New Roman" w:hAnsi="Times New Roman" w:cs="Times New Roman"/>
         </w:rPr>
-        <w:t xml:space="preserve">d like to ask the following question, which is not well known: How many times did </w:t>
+        <w:t>d like to ask the following question, which is not well known: How many times did</w:t>
       </w:r>
       <w:r>
         <w:rPr>
@@ -211,7 +211,7 @@
         <w:rPr>
           <w:rFonts w:ascii="Times New Roman" w:hAnsi="Times New Roman" w:cs="Times New Roman"/>
         </w:rPr>
-        <w:t xml:space="preserve"> daven to go into </w:t>
+        <w:t xml:space="preserve"> daven to go into</w:t>
       </w:r>
       <w:r>
         <w:rPr>
@@ -768,7 +768,7 @@
         <w:rPr>
           <w:rFonts w:ascii="Times New Roman" w:hAnsi="Times New Roman" w:cs="Times New Roman"/>
         </w:rPr>
-        <w:t xml:space="preserve">, and perhaps people would say that he was only davening to be allowed into </w:t>
+        <w:t>, and perhaps people would say that he was only davening to be allowed into</w:t>
       </w:r>
       <w:r>
         <w:rPr>
@@ -1037,7 +1037,7 @@
         <w:rPr>
           <w:rFonts w:ascii="Times New Roman" w:hAnsi="Times New Roman" w:cs="Times New Roman"/>
         </w:rPr>
-        <w:t xml:space="preserve">hem to be allowed to enter into </w:t>
+        <w:t>hem to be allowed to enter into</w:t>
       </w:r>
       <w:r>
         <w:rPr>
@@ -2500,7 +2500,7 @@
           <w:rFonts w:ascii="Times New Roman" w:hAnsi="Times New Roman" w:cs="Times New Roman"/>
           <w:rtl/>
         </w:rPr>
-        <w:t>״</w:t>
+        <w:t>"</w:t>
       </w:r>
       <w:r>
         <w:rPr>
@@ -2527,7 +2527,7 @@
           <w:rFonts w:ascii="Times New Roman" w:hAnsi="Times New Roman" w:cs="Times New Roman"/>
           <w:rtl/>
         </w:rPr>
-        <w:t>״</w:t>
+        <w:t>"</w:t>
       </w:r>
       <w:r>
         <w:rPr>
@@ -2669,7 +2669,7 @@
           <w:rFonts w:ascii="Times New Roman" w:hAnsi="Times New Roman" w:cs="Times New Roman"/>
           <w:rtl/>
         </w:rPr>
-        <w:t>״</w:t>
+        <w:t>"</w:t>
       </w:r>
       <w:r>
         <w:rPr>
@@ -2702,7 +2702,7 @@
           <w:rFonts w:ascii="Times New Roman" w:hAnsi="Times New Roman" w:cs="Times New Roman"/>
           <w:rtl/>
         </w:rPr>
-        <w:t>״</w:t>
+        <w:t>"</w:t>
       </w:r>
       <w:r>
         <w:rPr>
@@ -2729,7 +2729,7 @@
           <w:rFonts w:ascii="Times New Roman" w:hAnsi="Times New Roman" w:cs="Times New Roman"/>
           <w:rtl/>
         </w:rPr>
-        <w:t>״</w:t>
+        <w:t>"</w:t>
       </w:r>
       <w:r>
         <w:rPr>
@@ -2844,7 +2844,7 @@
           <w:rFonts w:ascii="Times New Roman" w:hAnsi="Times New Roman" w:cs="Times New Roman"/>
           <w:rtl/>
         </w:rPr>
-        <w:t>״</w:t>
+        <w:t>"</w:t>
       </w:r>
       <w:r>
         <w:rPr>
@@ -2907,7 +2907,7 @@
           <w:rFonts w:ascii="Times New Roman" w:hAnsi="Times New Roman" w:cs="Times New Roman"/>
           <w:rtl/>
         </w:rPr>
-        <w:t>״</w:t>
+        <w:t>"</w:t>
       </w:r>
       <w:r>
         <w:rPr>
@@ -2985,7 +2985,7 @@
           <w:rFonts w:ascii="Times New Roman" w:hAnsi="Times New Roman" w:cs="Times New Roman"/>
           <w:rtl/>
         </w:rPr>
-        <w:t>״</w:t>
+        <w:t>"</w:t>
       </w:r>
       <w:r>
         <w:rPr>
@@ -3063,7 +3063,7 @@
           <w:rFonts w:ascii="Times New Roman" w:hAnsi="Times New Roman" w:cs="Times New Roman"/>
           <w:rtl/>
         </w:rPr>
-        <w:t>״</w:t>
+        <w:t>"</w:t>
       </w:r>
       <w:r>
         <w:rPr>
@@ -3164,7 +3164,7 @@
           <w:rFonts w:ascii="Times New Roman" w:hAnsi="Times New Roman" w:cs="Times New Roman"/>
           <w:rtl/>
         </w:rPr>
-        <w:t>״</w:t>
+        <w:t>"</w:t>
       </w:r>
       <w:r>
         <w:rPr>
@@ -3177,7 +3177,43 @@
         <w:rPr>
           <w:rFonts w:ascii="Times New Roman" w:hAnsi="Times New Roman" w:cs="Times New Roman"/>
         </w:rPr>
-        <w:t xml:space="preserve"> asked why? The young man replied “O</w:t>
+        <w:t xml:space="preserve"> asked </w:t>
+      </w:r>
+      <w:r>
+        <w:rPr>
+          <w:rFonts w:ascii="Times New Roman" w:hAnsi="Times New Roman" w:cs="Times New Roman"/>
+        </w:rPr>
+        <w:t>“W</w:t>
+      </w:r>
+      <w:r>
+        <w:rPr>
+          <w:rFonts w:ascii="Times New Roman" w:hAnsi="Times New Roman" w:cs="Times New Roman"/>
+        </w:rPr>
+        <w:t>hy?</w:t>
+      </w:r>
+      <w:r>
+        <w:rPr>
+          <w:rFonts w:ascii="Times New Roman" w:hAnsi="Times New Roman" w:cs="Times New Roman"/>
+        </w:rPr>
+        <w:t>”</w:t>
+      </w:r>
+      <w:r>
+        <w:rPr>
+          <w:rFonts w:ascii="Times New Roman" w:hAnsi="Times New Roman" w:cs="Times New Roman"/>
+        </w:rPr>
+        <w:t xml:space="preserve"> The young man replied</w:t>
+      </w:r>
+      <w:r>
+        <w:rPr>
+          <w:rFonts w:ascii="Times New Roman" w:hAnsi="Times New Roman" w:cs="Times New Roman"/>
+        </w:rPr>
+        <w:t>,</w:t>
+      </w:r>
+      <w:r>
+        <w:rPr>
+          <w:rFonts w:ascii="Times New Roman" w:hAnsi="Times New Roman" w:cs="Times New Roman"/>
+        </w:rPr>
+        <w:t xml:space="preserve"> “O</w:t>
       </w:r>
       <w:r>
         <w:rPr>
@@ -3197,7 +3233,7 @@
           <w:rFonts w:ascii="Times New Roman" w:hAnsi="Times New Roman" w:cs="Times New Roman"/>
           <w:rtl/>
         </w:rPr>
-        <w:t>״</w:t>
+        <w:t>"</w:t>
       </w:r>
       <w:r>
         <w:rPr>
@@ -3392,7 +3428,7 @@
           <w:rFonts w:ascii="Times New Roman" w:hAnsi="Times New Roman" w:cs="Times New Roman"/>
           <w:rtl/>
         </w:rPr>
-        <w:t>״</w:t>
+        <w:t>"</w:t>
       </w:r>
       <w:r>
         <w:rPr>
@@ -3461,7 +3497,7 @@
           <w:rFonts w:ascii="Times New Roman" w:hAnsi="Times New Roman" w:cs="Times New Roman"/>
           <w:rtl/>
         </w:rPr>
-        <w:t>״</w:t>
+        <w:t>"</w:t>
       </w:r>
       <w:r>
         <w:rPr>
@@ -3838,7 +3874,7 @@
           <w:rFonts w:ascii="Times New Roman" w:hAnsi="Times New Roman" w:cs="Times New Roman"/>
           <w:rtl/>
         </w:rPr>
-        <w:t>״</w:t>
+        <w:t>"</w:t>
       </w:r>
       <w:r>
         <w:rPr>
@@ -3865,7 +3901,7 @@
           <w:rFonts w:ascii="Times New Roman" w:hAnsi="Times New Roman" w:cs="Times New Roman"/>
           <w:rtl/>
         </w:rPr>
-        <w:t>״</w:t>
+        <w:t>"</w:t>
       </w:r>
       <w:r>
         <w:rPr>
@@ -4059,7 +4095,7 @@
           <w:rFonts w:ascii="Times New Roman" w:hAnsi="Times New Roman" w:cs="Times New Roman"/>
           <w:rtl/>
         </w:rPr>
-        <w:t>״</w:t>
+        <w:t>"</w:t>
       </w:r>
       <w:r>
         <w:rPr>
@@ -4288,7 +4324,7 @@
           <w:rFonts w:ascii="Times New Roman" w:hAnsi="Times New Roman" w:cs="Times New Roman"/>
           <w:rtl/>
         </w:rPr>
-        <w:t>״</w:t>
+        <w:t>"</w:t>
       </w:r>
       <w:r>
         <w:rPr>
@@ -4387,6 +4423,12 @@
         <w:rPr>
           <w:rFonts w:ascii="Times New Roman" w:hAnsi="Times New Roman" w:cs="Times New Roman"/>
         </w:rPr>
+        <w:t>,</w:t>
+      </w:r>
+      <w:r>
+        <w:rPr>
+          <w:rFonts w:ascii="Times New Roman" w:hAnsi="Times New Roman" w:cs="Times New Roman"/>
+        </w:rPr>
         <w:t xml:space="preserve"> </w:t>
       </w:r>
       <w:r>
@@ -4538,7 +4580,7 @@
           <w:rFonts w:ascii="Times New Roman" w:hAnsi="Times New Roman" w:cs="Times New Roman"/>
           <w:rtl/>
         </w:rPr>
-        <w:t>״</w:t>
+        <w:t>"</w:t>
       </w:r>
       <w:r>
         <w:rPr>
@@ -4909,7 +4951,7 @@
         <w:rPr>
           <w:rFonts w:ascii="Times New Roman" w:hAnsi="Times New Roman" w:cs="Times New Roman"/>
         </w:rPr>
-        <w:t xml:space="preserve"> in </w:t>
+        <w:t xml:space="preserve"> in</w:t>
       </w:r>
       <w:r>
         <w:rPr>
@@ -5459,7 +5501,7 @@
         <w:rPr>
           <w:rFonts w:ascii="Times New Roman" w:hAnsi="Times New Roman" w:cs="Times New Roman"/>
         </w:rPr>
-        <w:t xml:space="preserve"> because he wanted to do more </w:t>
+        <w:t xml:space="preserve"> because he wanted to do more</w:t>
       </w:r>
       <w:r>
         <w:rPr>
@@ -6623,7 +6665,7 @@
 </file>
 
 <file path=customXml/itemProps1.xml><?xml version="1.0" encoding="utf-8"?>
-<ds:datastoreItem xmlns:ds="http://schemas.openxmlformats.org/officeDocument/2006/customXml" ds:itemID="{C652F6B3-4016-43F7-B1F0-F6E9ABE5A6B3}">
+<ds:datastoreItem xmlns:ds="http://schemas.openxmlformats.org/officeDocument/2006/customXml" ds:itemID="{7477AF3C-0F15-4832-8857-DEEDB9A0762F}">
   <ds:schemaRefs>
     <ds:schemaRef ds:uri="http://schemas.openxmlformats.org/officeDocument/2006/bibliography"/>
   </ds:schemaRefs>

--- a/Files/05 - Devarim/02 - Vaeschanan/5785/Vaeschanan 5785.docx
+++ b/Files/05 - Devarim/02 - Vaeschanan/5785/Vaeschanan 5785.docx
@@ -177,7 +177,7 @@
         <w:rPr>
           <w:rFonts w:ascii="Times New Roman" w:hAnsi="Times New Roman" w:cs="Times New Roman"/>
         </w:rPr>
-        <w:t>d like to ask the following question, which is not well known: How many times did</w:t>
+        <w:t xml:space="preserve">d like to ask the following question, which is not well known: How many times did </w:t>
       </w:r>
       <w:r>
         <w:rPr>
@@ -211,7 +211,7 @@
         <w:rPr>
           <w:rFonts w:ascii="Times New Roman" w:hAnsi="Times New Roman" w:cs="Times New Roman"/>
         </w:rPr>
-        <w:t xml:space="preserve"> daven to go into</w:t>
+        <w:t xml:space="preserve"> daven to go into </w:t>
       </w:r>
       <w:r>
         <w:rPr>
@@ -768,7 +768,7 @@
         <w:rPr>
           <w:rFonts w:ascii="Times New Roman" w:hAnsi="Times New Roman" w:cs="Times New Roman"/>
         </w:rPr>
-        <w:t>, and perhaps people would say that he was only davening to be allowed into</w:t>
+        <w:t xml:space="preserve">, and perhaps people would say that he was only davening to be allowed into </w:t>
       </w:r>
       <w:r>
         <w:rPr>
@@ -1037,7 +1037,7 @@
         <w:rPr>
           <w:rFonts w:ascii="Times New Roman" w:hAnsi="Times New Roman" w:cs="Times New Roman"/>
         </w:rPr>
-        <w:t>hem to be allowed to enter into</w:t>
+        <w:t xml:space="preserve">hem to be allowed to enter into </w:t>
       </w:r>
       <w:r>
         <w:rPr>
@@ -2500,7 +2500,7 @@
           <w:rFonts w:ascii="Times New Roman" w:hAnsi="Times New Roman" w:cs="Times New Roman"/>
           <w:rtl/>
         </w:rPr>
-        <w:t>"</w:t>
+        <w:t>״</w:t>
       </w:r>
       <w:r>
         <w:rPr>
@@ -2527,7 +2527,7 @@
           <w:rFonts w:ascii="Times New Roman" w:hAnsi="Times New Roman" w:cs="Times New Roman"/>
           <w:rtl/>
         </w:rPr>
-        <w:t>"</w:t>
+        <w:t>״</w:t>
       </w:r>
       <w:r>
         <w:rPr>
@@ -2669,7 +2669,7 @@
           <w:rFonts w:ascii="Times New Roman" w:hAnsi="Times New Roman" w:cs="Times New Roman"/>
           <w:rtl/>
         </w:rPr>
-        <w:t>"</w:t>
+        <w:t>״</w:t>
       </w:r>
       <w:r>
         <w:rPr>
@@ -2702,7 +2702,7 @@
           <w:rFonts w:ascii="Times New Roman" w:hAnsi="Times New Roman" w:cs="Times New Roman"/>
           <w:rtl/>
         </w:rPr>
-        <w:t>"</w:t>
+        <w:t>״</w:t>
       </w:r>
       <w:r>
         <w:rPr>
@@ -2729,7 +2729,7 @@
           <w:rFonts w:ascii="Times New Roman" w:hAnsi="Times New Roman" w:cs="Times New Roman"/>
           <w:rtl/>
         </w:rPr>
-        <w:t>"</w:t>
+        <w:t>״</w:t>
       </w:r>
       <w:r>
         <w:rPr>
@@ -2844,7 +2844,7 @@
           <w:rFonts w:ascii="Times New Roman" w:hAnsi="Times New Roman" w:cs="Times New Roman"/>
           <w:rtl/>
         </w:rPr>
-        <w:t>"</w:t>
+        <w:t>״</w:t>
       </w:r>
       <w:r>
         <w:rPr>
@@ -2907,7 +2907,7 @@
           <w:rFonts w:ascii="Times New Roman" w:hAnsi="Times New Roman" w:cs="Times New Roman"/>
           <w:rtl/>
         </w:rPr>
-        <w:t>"</w:t>
+        <w:t>״</w:t>
       </w:r>
       <w:r>
         <w:rPr>
@@ -2985,7 +2985,7 @@
           <w:rFonts w:ascii="Times New Roman" w:hAnsi="Times New Roman" w:cs="Times New Roman"/>
           <w:rtl/>
         </w:rPr>
-        <w:t>"</w:t>
+        <w:t>״</w:t>
       </w:r>
       <w:r>
         <w:rPr>
@@ -3063,7 +3063,7 @@
           <w:rFonts w:ascii="Times New Roman" w:hAnsi="Times New Roman" w:cs="Times New Roman"/>
           <w:rtl/>
         </w:rPr>
-        <w:t>"</w:t>
+        <w:t>״</w:t>
       </w:r>
       <w:r>
         <w:rPr>
@@ -3164,7 +3164,7 @@
           <w:rFonts w:ascii="Times New Roman" w:hAnsi="Times New Roman" w:cs="Times New Roman"/>
           <w:rtl/>
         </w:rPr>
-        <w:t>"</w:t>
+        <w:t>״</w:t>
       </w:r>
       <w:r>
         <w:rPr>
@@ -3233,7 +3233,7 @@
           <w:rFonts w:ascii="Times New Roman" w:hAnsi="Times New Roman" w:cs="Times New Roman"/>
           <w:rtl/>
         </w:rPr>
-        <w:t>"</w:t>
+        <w:t>״</w:t>
       </w:r>
       <w:r>
         <w:rPr>
@@ -3428,7 +3428,7 @@
           <w:rFonts w:ascii="Times New Roman" w:hAnsi="Times New Roman" w:cs="Times New Roman"/>
           <w:rtl/>
         </w:rPr>
-        <w:t>"</w:t>
+        <w:t>״</w:t>
       </w:r>
       <w:r>
         <w:rPr>
@@ -3497,7 +3497,7 @@
           <w:rFonts w:ascii="Times New Roman" w:hAnsi="Times New Roman" w:cs="Times New Roman"/>
           <w:rtl/>
         </w:rPr>
-        <w:t>"</w:t>
+        <w:t>״</w:t>
       </w:r>
       <w:r>
         <w:rPr>
@@ -3874,7 +3874,7 @@
           <w:rFonts w:ascii="Times New Roman" w:hAnsi="Times New Roman" w:cs="Times New Roman"/>
           <w:rtl/>
         </w:rPr>
-        <w:t>"</w:t>
+        <w:t>״</w:t>
       </w:r>
       <w:r>
         <w:rPr>
@@ -3901,7 +3901,7 @@
           <w:rFonts w:ascii="Times New Roman" w:hAnsi="Times New Roman" w:cs="Times New Roman"/>
           <w:rtl/>
         </w:rPr>
-        <w:t>"</w:t>
+        <w:t>״</w:t>
       </w:r>
       <w:r>
         <w:rPr>
@@ -4095,7 +4095,7 @@
           <w:rFonts w:ascii="Times New Roman" w:hAnsi="Times New Roman" w:cs="Times New Roman"/>
           <w:rtl/>
         </w:rPr>
-        <w:t>"</w:t>
+        <w:t>״</w:t>
       </w:r>
       <w:r>
         <w:rPr>
@@ -4324,7 +4324,7 @@
           <w:rFonts w:ascii="Times New Roman" w:hAnsi="Times New Roman" w:cs="Times New Roman"/>
           <w:rtl/>
         </w:rPr>
-        <w:t>"</w:t>
+        <w:t>״</w:t>
       </w:r>
       <w:r>
         <w:rPr>
@@ -4580,7 +4580,7 @@
           <w:rFonts w:ascii="Times New Roman" w:hAnsi="Times New Roman" w:cs="Times New Roman"/>
           <w:rtl/>
         </w:rPr>
-        <w:t>"</w:t>
+        <w:t>״</w:t>
       </w:r>
       <w:r>
         <w:rPr>
@@ -4951,7 +4951,7 @@
         <w:rPr>
           <w:rFonts w:ascii="Times New Roman" w:hAnsi="Times New Roman" w:cs="Times New Roman"/>
         </w:rPr>
-        <w:t xml:space="preserve"> in</w:t>
+        <w:t xml:space="preserve"> in </w:t>
       </w:r>
       <w:r>
         <w:rPr>
@@ -5501,7 +5501,7 @@
         <w:rPr>
           <w:rFonts w:ascii="Times New Roman" w:hAnsi="Times New Roman" w:cs="Times New Roman"/>
         </w:rPr>
-        <w:t xml:space="preserve"> because he wanted to do more</w:t>
+        <w:t xml:space="preserve"> because he wanted to do more </w:t>
       </w:r>
       <w:r>
         <w:rPr>
